--- a/Studentinfo.docx
+++ b/Studentinfo.docx
@@ -4,12 +4,26 @@
   <w:body>
     <w:p>
       <w:r>
-        <w:t>StudentID: 24-57739-2</w:t>
+        <w:t>Student</w:t>
+      </w:r>
+      <w:r>
+        <w:t xml:space="preserve"> </w:t>
+      </w:r>
+      <w:r>
+        <w:t>ID: 24-57739-2</w:t>
       </w:r>
     </w:p>
     <w:p>
       <w:r>
-        <w:t>Name: Md. Nurshad Ahamed Nishad</w:t>
+        <w:t xml:space="preserve">Name: Md. </w:t>
+      </w:r>
+      <w:proofErr w:type="spellStart"/>
+      <w:r>
+        <w:t>Nurshad</w:t>
+      </w:r>
+      <w:proofErr w:type="spellEnd"/>
+      <w:r>
+        <w:t xml:space="preserve"> Ahamed Nishad</w:t>
       </w:r>
     </w:p>
     <w:p>

--- a/Studentinfo.docx
+++ b/Studentinfo.docx
@@ -15,20 +15,12 @@
     </w:p>
     <w:p>
       <w:r>
-        <w:t xml:space="preserve">Name: Md. </w:t>
-      </w:r>
-      <w:proofErr w:type="spellStart"/>
-      <w:r>
-        <w:t>Nurshad</w:t>
-      </w:r>
-      <w:proofErr w:type="spellEnd"/>
-      <w:r>
-        <w:t xml:space="preserve"> Ahamed Nishad</w:t>
+        <w:t>Name: Md. Nurshad Ahamed Nishad</w:t>
       </w:r>
     </w:p>
     <w:p>
       <w:r>
-        <w:t>Department: CSE</w:t>
+        <w:t xml:space="preserve">Department: </w:t>
       </w:r>
     </w:p>
     <w:sectPr>
